--- a/SGMM SUCRE Final/ACTA DE CONSTITUCION.docx
+++ b/SGMM SUCRE Final/ACTA DE CONSTITUCION.docx
@@ -153,6 +153,1330 @@
           <w:lang w:val="es-ES"/>
         </w:rPr>
         <w:t xml:space="preserve">ENTREGABLE PRINCIPAL: MVP funcional </w:t>
+      </w:r>
+    </w:p>
+    <w:p>
+      <w:pPr>
+        <w:pStyle w:val="Prrafodelista"/>
+        <w:numPr>
+          <w:ilvl w:val="0"/>
+          <w:numId w:val="1"/>
+        </w:numPr>
+        <w:rPr>
+          <w:b/>
+          <w:bCs/>
+          <w:lang w:val="es-ES"/>
+        </w:rPr>
+      </w:pPr>
+      <w:r>
+        <w:rPr>
+          <w:b/>
+          <w:bCs/>
+          <w:lang w:val="es-ES"/>
+        </w:rPr>
+        <w:t xml:space="preserve">Descripción del Proyecto: </w:t>
+      </w:r>
+    </w:p>
+    <w:p>
+      <w:pPr>
+        <w:pStyle w:val="Prrafodelista"/>
+        <w:rPr>
+          <w:lang w:val="es-ES"/>
+        </w:rPr>
+      </w:pPr>
+      <w:r>
+        <w:rPr>
+          <w:lang w:val="es-ES"/>
+        </w:rPr>
+        <w:t xml:space="preserve">El presente </w:t>
+      </w:r>
+      <w:r>
+        <w:rPr>
+          <w:lang w:val="es-ES"/>
+        </w:rPr>
+        <w:t>proyecto consiste en el desarrollo de un sistema web para digitalizar la administración de los mercados municipales Campesino, Central y Entre Ríos de la ciudad de Sucre.</w:t>
+      </w:r>
+    </w:p>
+    <w:p>
+      <w:pPr>
+        <w:pStyle w:val="Prrafodelista"/>
+        <w:rPr>
+          <w:lang w:val="es-ES"/>
+        </w:rPr>
+      </w:pPr>
+      <w:r>
+        <w:rPr>
+          <w:lang w:val="es-ES"/>
+        </w:rPr>
+        <w:t>El sistema permitirá gestionar el registro de puestos, comerciantes, cobros de tarifas, control de licencias sanitarias e informes mensuales para la Dirección de Ingresos. El propósito principal es mejorar el control administrativo, reducir procesos manuales y facilitar la toma de decisiones mediante información centralizada y actualizada.</w:t>
+      </w:r>
+    </w:p>
+    <w:p>
+      <w:pPr>
+        <w:pStyle w:val="Prrafodelista"/>
+        <w:numPr>
+          <w:ilvl w:val="0"/>
+          <w:numId w:val="1"/>
+        </w:numPr>
+        <w:rPr>
+          <w:b/>
+          <w:bCs/>
+        </w:rPr>
+      </w:pPr>
+      <w:r>
+        <w:rPr>
+          <w:b/>
+          <w:bCs/>
+        </w:rPr>
+        <w:t xml:space="preserve">Justificación del proyecto: </w:t>
+      </w:r>
+    </w:p>
+    <w:p>
+      <w:pPr>
+        <w:pStyle w:val="Prrafodelista"/>
+      </w:pPr>
+      <w:r>
+        <w:t>Actualmente, la administración de los mercados municipales se realiza de forma manual o con herramientas poco integradas, lo cual genera problemas como pérdida de información, duplicidad de registros, retrasos en cobros, dificultad para controlar licencias sanitarias y falta de reportes oportunos.</w:t>
+      </w:r>
+    </w:p>
+    <w:p>
+      <w:pPr>
+        <w:pStyle w:val="Prrafodelista"/>
+      </w:pPr>
+      <w:r>
+        <w:t>Por esta razón, la Alcaldía de Sucre requiere implementar una solución tecnológica que permita modernizar la gestión de los mercados municipales y mejorar el control de ingresos.</w:t>
+      </w:r>
+    </w:p>
+    <w:p>
+      <w:pPr>
+        <w:pStyle w:val="Prrafodelista"/>
+        <w:numPr>
+          <w:ilvl w:val="0"/>
+          <w:numId w:val="1"/>
+        </w:numPr>
+      </w:pPr>
+      <w:r>
+        <w:rPr>
+          <w:b/>
+          <w:bCs/>
+        </w:rPr>
+        <w:t xml:space="preserve">Objetivo General: </w:t>
+      </w:r>
+    </w:p>
+    <w:p>
+      <w:pPr>
+        <w:pStyle w:val="Prrafodelista"/>
+      </w:pPr>
+      <w:r>
+        <w:t>Desarrollar un sistema web para digitalizar la administración de los mercados municipales como el mercado campesino, central y entre ríos, permitiendo gestionar comerciantes, puestos, cobros, licencias sanitarias e informes mensuales.</w:t>
+      </w:r>
+    </w:p>
+    <w:p>
+      <w:pPr>
+        <w:pStyle w:val="Prrafodelista"/>
+        <w:numPr>
+          <w:ilvl w:val="0"/>
+          <w:numId w:val="1"/>
+        </w:numPr>
+      </w:pPr>
+      <w:r>
+        <w:rPr>
+          <w:b/>
+          <w:bCs/>
+        </w:rPr>
+        <w:t>Alcance Inicial del proyecto.</w:t>
+      </w:r>
+    </w:p>
+    <w:p>
+      <w:pPr>
+        <w:pStyle w:val="Prrafodelista"/>
+      </w:pPr>
+      <w:r>
+        <w:t xml:space="preserve">El sistema incluirá los siguientes </w:t>
+      </w:r>
+      <w:proofErr w:type="spellStart"/>
+      <w:r>
+        <w:t>modulos</w:t>
+      </w:r>
+      <w:proofErr w:type="spellEnd"/>
+      <w:r>
+        <w:t xml:space="preserve"> principales:</w:t>
+      </w:r>
+    </w:p>
+    <w:p>
+      <w:pPr>
+        <w:pStyle w:val="Prrafodelista"/>
+        <w:numPr>
+          <w:ilvl w:val="0"/>
+          <w:numId w:val="2"/>
+        </w:numPr>
+      </w:pPr>
+      <w:r>
+        <w:t>Gestión de mercados municipales.</w:t>
+      </w:r>
+    </w:p>
+    <w:p>
+      <w:pPr>
+        <w:pStyle w:val="Prrafodelista"/>
+        <w:numPr>
+          <w:ilvl w:val="0"/>
+          <w:numId w:val="2"/>
+        </w:numPr>
+      </w:pPr>
+      <w:r>
+        <w:t>Gestión de comerciantes.</w:t>
+      </w:r>
+    </w:p>
+    <w:p>
+      <w:pPr>
+        <w:pStyle w:val="Prrafodelista"/>
+        <w:numPr>
+          <w:ilvl w:val="0"/>
+          <w:numId w:val="2"/>
+        </w:numPr>
+      </w:pPr>
+      <w:r>
+        <w:t>Gestión de puestos.</w:t>
+      </w:r>
+    </w:p>
+    <w:p>
+      <w:pPr>
+        <w:pStyle w:val="Prrafodelista"/>
+        <w:numPr>
+          <w:ilvl w:val="0"/>
+          <w:numId w:val="2"/>
+        </w:numPr>
+      </w:pPr>
+      <w:r>
+        <w:t>Asignación de puestos a comerciantes.</w:t>
+      </w:r>
+    </w:p>
+    <w:p>
+      <w:pPr>
+        <w:pStyle w:val="Prrafodelista"/>
+        <w:numPr>
+          <w:ilvl w:val="0"/>
+          <w:numId w:val="2"/>
+        </w:numPr>
+      </w:pPr>
+      <w:r>
+        <w:t>Gestión de tarifas y cobros.</w:t>
+      </w:r>
+    </w:p>
+    <w:p>
+      <w:pPr>
+        <w:pStyle w:val="Prrafodelista"/>
+        <w:numPr>
+          <w:ilvl w:val="0"/>
+          <w:numId w:val="2"/>
+        </w:numPr>
+      </w:pPr>
+      <w:r>
+        <w:t>Control de licencias sanitarias.</w:t>
+      </w:r>
+    </w:p>
+    <w:p>
+      <w:pPr>
+        <w:pStyle w:val="Prrafodelista"/>
+        <w:numPr>
+          <w:ilvl w:val="0"/>
+          <w:numId w:val="2"/>
+        </w:numPr>
+      </w:pPr>
+      <w:r>
+        <w:t>Generación de informes mensuales.</w:t>
+      </w:r>
+    </w:p>
+    <w:p>
+      <w:pPr>
+        <w:pStyle w:val="Prrafodelista"/>
+        <w:numPr>
+          <w:ilvl w:val="0"/>
+          <w:numId w:val="2"/>
+        </w:numPr>
+      </w:pPr>
+      <w:r>
+        <w:t>Administración de usuarios y roles.</w:t>
+      </w:r>
+    </w:p>
+    <w:p>
+      <w:pPr>
+        <w:pStyle w:val="Prrafodelista"/>
+        <w:numPr>
+          <w:ilvl w:val="0"/>
+          <w:numId w:val="1"/>
+        </w:numPr>
+      </w:pPr>
+      <w:r>
+        <w:rPr>
+          <w:b/>
+          <w:bCs/>
+        </w:rPr>
+        <w:t>Exclusiones del proyecto:</w:t>
+      </w:r>
+    </w:p>
+    <w:p>
+      <w:pPr>
+        <w:pStyle w:val="Prrafodelista"/>
+      </w:pPr>
+      <w:r>
+        <w:t xml:space="preserve">En el alcance inicial no se contempla: </w:t>
+      </w:r>
+    </w:p>
+    <w:p>
+      <w:pPr>
+        <w:pStyle w:val="Prrafodelista"/>
+        <w:numPr>
+          <w:ilvl w:val="0"/>
+          <w:numId w:val="3"/>
+        </w:numPr>
+      </w:pPr>
+      <w:r>
+        <w:t>Aplicación móvil.</w:t>
+      </w:r>
+    </w:p>
+    <w:p>
+      <w:pPr>
+        <w:pStyle w:val="Prrafodelista"/>
+        <w:numPr>
+          <w:ilvl w:val="0"/>
+          <w:numId w:val="3"/>
+        </w:numPr>
+      </w:pPr>
+      <w:r>
+        <w:t>Pagos en línea.</w:t>
+      </w:r>
+    </w:p>
+    <w:p>
+      <w:pPr>
+        <w:pStyle w:val="Prrafodelista"/>
+        <w:numPr>
+          <w:ilvl w:val="0"/>
+          <w:numId w:val="3"/>
+        </w:numPr>
+      </w:pPr>
+      <w:r>
+        <w:t>Integración bancaria.</w:t>
+      </w:r>
+    </w:p>
+    <w:p>
+      <w:pPr>
+        <w:pStyle w:val="Prrafodelista"/>
+        <w:numPr>
+          <w:ilvl w:val="0"/>
+          <w:numId w:val="3"/>
+        </w:numPr>
+      </w:pPr>
+      <w:r>
+        <w:t>Geolocalización de puestos.</w:t>
+      </w:r>
+    </w:p>
+    <w:p>
+      <w:pPr>
+        <w:pStyle w:val="Prrafodelista"/>
+        <w:numPr>
+          <w:ilvl w:val="0"/>
+          <w:numId w:val="3"/>
+        </w:numPr>
+      </w:pPr>
+      <w:r>
+        <w:t>Firma digital.</w:t>
+      </w:r>
+    </w:p>
+    <w:p>
+      <w:pPr>
+        <w:pStyle w:val="Prrafodelista"/>
+        <w:numPr>
+          <w:ilvl w:val="0"/>
+          <w:numId w:val="3"/>
+        </w:numPr>
+      </w:pPr>
+      <w:r>
+        <w:lastRenderedPageBreak/>
+        <w:t>Integración con otros sistemas externos de la Alcaldía.</w:t>
+      </w:r>
+    </w:p>
+    <w:p>
+      <w:pPr>
+        <w:pStyle w:val="Prrafodelista"/>
+        <w:numPr>
+          <w:ilvl w:val="0"/>
+          <w:numId w:val="1"/>
+        </w:numPr>
+        <w:rPr>
+          <w:b/>
+          <w:bCs/>
+        </w:rPr>
+      </w:pPr>
+      <w:r>
+        <w:rPr>
+          <w:b/>
+          <w:bCs/>
+        </w:rPr>
+        <w:t>Duración del proyecto</w:t>
+      </w:r>
+    </w:p>
+    <w:p>
+      <w:pPr>
+        <w:pStyle w:val="Prrafodelista"/>
+      </w:pPr>
+      <w:r>
+        <w:t>El proyecto tendrá una duración estimada de 6 meses, equivalentes a aproximadamente 24 semanas de trabajo.</w:t>
+      </w:r>
+    </w:p>
+    <w:p>
+      <w:pPr>
+        <w:pStyle w:val="Prrafodelista"/>
+        <w:numPr>
+          <w:ilvl w:val="0"/>
+          <w:numId w:val="1"/>
+        </w:numPr>
+        <w:rPr>
+          <w:b/>
+          <w:bCs/>
+        </w:rPr>
+      </w:pPr>
+      <w:r>
+        <w:rPr>
+          <w:b/>
+          <w:bCs/>
+        </w:rPr>
+        <w:t xml:space="preserve">Presupuesto aprobado: </w:t>
+      </w:r>
+    </w:p>
+    <w:p>
+      <w:pPr>
+        <w:pStyle w:val="Prrafodelista"/>
+      </w:pPr>
+      <w:r>
+        <w:t>El presupuesto asignado para el proyecto es de 70000 Bs</w:t>
+      </w:r>
+    </w:p>
+    <w:p>
+      <w:pPr>
+        <w:pStyle w:val="Prrafodelista"/>
+        <w:numPr>
+          <w:ilvl w:val="0"/>
+          <w:numId w:val="1"/>
+        </w:numPr>
+      </w:pPr>
+      <w:r>
+        <w:rPr>
+          <w:b/>
+          <w:bCs/>
+        </w:rPr>
+        <w:t xml:space="preserve">Entregable principal: </w:t>
+      </w:r>
+    </w:p>
+    <w:p>
+      <w:pPr>
+        <w:pStyle w:val="Prrafodelista"/>
+      </w:pPr>
+      <w:r>
+        <w:t>El entregable principal será un MVP funcional del Sistema de Gestión para Mercados Municipales, validado por la Dirección de Ingresos de la Alcaldía de Sucre.</w:t>
+      </w:r>
+      <w:r>
+        <w:t xml:space="preserve"> </w:t>
+      </w:r>
+    </w:p>
+    <w:p>
+      <w:pPr>
+        <w:pStyle w:val="Prrafodelista"/>
+        <w:numPr>
+          <w:ilvl w:val="0"/>
+          <w:numId w:val="1"/>
+        </w:numPr>
+      </w:pPr>
+      <w:proofErr w:type="spellStart"/>
+      <w:r>
+        <w:rPr>
+          <w:b/>
+          <w:bCs/>
+        </w:rPr>
+        <w:t>Stakeholders</w:t>
+      </w:r>
+      <w:proofErr w:type="spellEnd"/>
+      <w:r>
+        <w:rPr>
+          <w:b/>
+          <w:bCs/>
+        </w:rPr>
+        <w:t xml:space="preserve"> Principales:</w:t>
+      </w:r>
+    </w:p>
+    <w:p>
+      <w:pPr>
+        <w:pStyle w:val="Prrafodelista"/>
+      </w:pPr>
+    </w:p>
+    <w:tbl>
+      <w:tblPr>
+        <w:tblStyle w:val="Tablaconcuadrcula"/>
+        <w:tblW w:w="0" w:type="auto"/>
+        <w:tblInd w:w="720" w:type="dxa"/>
+        <w:tblLook w:val="04A0" w:firstRow="1" w:lastRow="0" w:firstColumn="1" w:lastColumn="0" w:noHBand="0" w:noVBand="1"/>
+      </w:tblPr>
+      <w:tblGrid>
+        <w:gridCol w:w="3894"/>
+        <w:gridCol w:w="3880"/>
+      </w:tblGrid>
+      <w:tr>
+        <w:tc>
+          <w:tcPr>
+            <w:tcW w:w="4247" w:type="dxa"/>
+          </w:tcPr>
+          <w:p>
+            <w:pPr>
+              <w:pStyle w:val="Prrafodelista"/>
+              <w:ind w:left="0"/>
+              <w:rPr>
+                <w:b/>
+                <w:bCs/>
+              </w:rPr>
+            </w:pPr>
+            <w:proofErr w:type="spellStart"/>
+            <w:r>
+              <w:rPr>
+                <w:b/>
+                <w:bCs/>
+              </w:rPr>
+              <w:t>takeholder</w:t>
+            </w:r>
+            <w:proofErr w:type="spellEnd"/>
+          </w:p>
+        </w:tc>
+        <w:tc>
+          <w:tcPr>
+            <w:tcW w:w="4247" w:type="dxa"/>
+          </w:tcPr>
+          <w:p>
+            <w:pPr>
+              <w:pStyle w:val="Prrafodelista"/>
+              <w:ind w:left="0"/>
+              <w:rPr>
+                <w:b/>
+                <w:bCs/>
+              </w:rPr>
+            </w:pPr>
+            <w:r>
+              <w:rPr>
+                <w:b/>
+                <w:bCs/>
+              </w:rPr>
+              <w:t>Rol dentro del proyecto</w:t>
+            </w:r>
+          </w:p>
+        </w:tc>
+      </w:tr>
+      <w:tr>
+        <w:tc>
+          <w:tcPr>
+            <w:tcW w:w="4247" w:type="dxa"/>
+          </w:tcPr>
+          <w:p>
+            <w:pPr>
+              <w:pStyle w:val="Prrafodelista"/>
+              <w:ind w:left="0"/>
+            </w:pPr>
+            <w:r>
+              <w:t>Alcaldía Municipal de Sucre</w:t>
+            </w:r>
+          </w:p>
+        </w:tc>
+        <w:tc>
+          <w:tcPr>
+            <w:tcW w:w="4247" w:type="dxa"/>
+          </w:tcPr>
+          <w:p>
+            <w:pPr>
+              <w:pStyle w:val="Prrafodelista"/>
+              <w:ind w:left="0"/>
+            </w:pPr>
+            <w:r>
+              <w:t>Cliente principal y patrocinador</w:t>
+            </w:r>
+          </w:p>
+        </w:tc>
+      </w:tr>
+      <w:tr>
+        <w:tc>
+          <w:tcPr>
+            <w:tcW w:w="4247" w:type="dxa"/>
+          </w:tcPr>
+          <w:p>
+            <w:pPr>
+              <w:pStyle w:val="Prrafodelista"/>
+              <w:ind w:left="0"/>
+            </w:pPr>
+            <w:r>
+              <w:t>Dirección de Ingresos</w:t>
+            </w:r>
+          </w:p>
+        </w:tc>
+        <w:tc>
+          <w:tcPr>
+            <w:tcW w:w="4247" w:type="dxa"/>
+          </w:tcPr>
+          <w:p>
+            <w:pPr>
+              <w:pStyle w:val="Prrafodelista"/>
+              <w:ind w:left="0"/>
+            </w:pPr>
+            <w:r>
+              <w:t>Área usuaria del sistema</w:t>
+            </w:r>
+          </w:p>
+        </w:tc>
+      </w:tr>
+      <w:tr>
+        <w:tc>
+          <w:tcPr>
+            <w:tcW w:w="4247" w:type="dxa"/>
+          </w:tcPr>
+          <w:p>
+            <w:pPr>
+              <w:pStyle w:val="Prrafodelista"/>
+              <w:ind w:left="0"/>
+            </w:pPr>
+            <w:r>
+              <w:t>Jefe de Proyecto</w:t>
+            </w:r>
+          </w:p>
+        </w:tc>
+        <w:tc>
+          <w:tcPr>
+            <w:tcW w:w="4247" w:type="dxa"/>
+          </w:tcPr>
+          <w:p>
+            <w:pPr>
+              <w:pStyle w:val="Prrafodelista"/>
+              <w:ind w:left="0"/>
+            </w:pPr>
+            <w:r>
+              <w:t>Responsable de planificación, seguimiento y control</w:t>
+            </w:r>
+          </w:p>
+        </w:tc>
+      </w:tr>
+      <w:tr>
+        <w:tc>
+          <w:tcPr>
+            <w:tcW w:w="4247" w:type="dxa"/>
+          </w:tcPr>
+          <w:p>
+            <w:pPr>
+              <w:pStyle w:val="Prrafodelista"/>
+              <w:ind w:left="0"/>
+            </w:pPr>
+            <w:r>
+              <w:t>Equipo de Desarrollo</w:t>
+            </w:r>
+          </w:p>
+        </w:tc>
+        <w:tc>
+          <w:tcPr>
+            <w:tcW w:w="4247" w:type="dxa"/>
+          </w:tcPr>
+          <w:p>
+            <w:pPr>
+              <w:pStyle w:val="Prrafodelista"/>
+              <w:ind w:left="0"/>
+            </w:pPr>
+            <w:r>
+              <w:t>Responsable de construir el sistema</w:t>
+            </w:r>
+          </w:p>
+        </w:tc>
+      </w:tr>
+      <w:tr>
+        <w:tc>
+          <w:tcPr>
+            <w:tcW w:w="4247" w:type="dxa"/>
+          </w:tcPr>
+          <w:p>
+            <w:pPr>
+              <w:pStyle w:val="Prrafodelista"/>
+              <w:ind w:left="0"/>
+            </w:pPr>
+            <w:r>
+              <w:t>Personal administrativo de mercados</w:t>
+            </w:r>
+          </w:p>
+        </w:tc>
+        <w:tc>
+          <w:tcPr>
+            <w:tcW w:w="4247" w:type="dxa"/>
+          </w:tcPr>
+          <w:p>
+            <w:pPr>
+              <w:pStyle w:val="Prrafodelista"/>
+              <w:ind w:left="0"/>
+            </w:pPr>
+            <w:r>
+              <w:t>Usuarios operativos</w:t>
+            </w:r>
+          </w:p>
+        </w:tc>
+      </w:tr>
+      <w:tr>
+        <w:tc>
+          <w:tcPr>
+            <w:tcW w:w="4247" w:type="dxa"/>
+          </w:tcPr>
+          <w:p>
+            <w:pPr>
+              <w:pStyle w:val="Prrafodelista"/>
+              <w:ind w:left="0"/>
+            </w:pPr>
+            <w:r>
+              <w:t>Comerciantes</w:t>
+            </w:r>
+          </w:p>
+        </w:tc>
+        <w:tc>
+          <w:tcPr>
+            <w:tcW w:w="4247" w:type="dxa"/>
+          </w:tcPr>
+          <w:p>
+            <w:pPr>
+              <w:pStyle w:val="Prrafodelista"/>
+              <w:ind w:left="0"/>
+            </w:pPr>
+            <w:r>
+              <w:t>Beneficiarios indirectos</w:t>
+            </w:r>
+          </w:p>
+        </w:tc>
+      </w:tr>
+    </w:tbl>
+    <w:p>
+      <w:pPr>
+        <w:pStyle w:val="Prrafodelista"/>
+        <w:numPr>
+          <w:ilvl w:val="0"/>
+          <w:numId w:val="1"/>
+        </w:numPr>
+        <w:rPr>
+          <w:b/>
+          <w:bCs/>
+        </w:rPr>
+      </w:pPr>
+      <w:r>
+        <w:rPr>
+          <w:b/>
+          <w:bCs/>
+        </w:rPr>
+        <w:t>Supuestos del Proyecto:</w:t>
+      </w:r>
+    </w:p>
+    <w:p>
+      <w:pPr>
+        <w:pStyle w:val="Prrafodelista"/>
+        <w:numPr>
+          <w:ilvl w:val="0"/>
+          <w:numId w:val="4"/>
+        </w:numPr>
+      </w:pPr>
+      <w:r>
+        <w:t>La Alcaldía proporcionará la información necesaria de los mercados.</w:t>
+      </w:r>
+    </w:p>
+    <w:p>
+      <w:pPr>
+        <w:pStyle w:val="Prrafodelista"/>
+        <w:numPr>
+          <w:ilvl w:val="0"/>
+          <w:numId w:val="4"/>
+        </w:numPr>
+      </w:pPr>
+      <w:r>
+        <w:t>La Dirección de Ingresos participará en la validación de requerimientos.</w:t>
+      </w:r>
+    </w:p>
+    <w:p>
+      <w:pPr>
+        <w:pStyle w:val="Prrafodelista"/>
+        <w:numPr>
+          <w:ilvl w:val="0"/>
+          <w:numId w:val="4"/>
+        </w:numPr>
+      </w:pPr>
+      <w:r>
+        <w:t>El equipo de desarrollo contará con los recursos necesarios.</w:t>
+      </w:r>
+    </w:p>
+    <w:p>
+      <w:pPr>
+        <w:pStyle w:val="Prrafodelista"/>
+        <w:numPr>
+          <w:ilvl w:val="0"/>
+          <w:numId w:val="4"/>
+        </w:numPr>
+      </w:pPr>
+      <w:r>
+        <w:t>El proyecto se desarrollará dentro del presupuesto aprobado.</w:t>
+      </w:r>
+    </w:p>
+    <w:p>
+      <w:pPr>
+        <w:pStyle w:val="Prrafodelista"/>
+        <w:numPr>
+          <w:ilvl w:val="0"/>
+          <w:numId w:val="4"/>
+        </w:numPr>
+      </w:pPr>
+      <w:r>
+        <w:t>El MVP será entregado en un plazo máximo de 6 meses.</w:t>
+      </w:r>
+    </w:p>
+    <w:p>
+      <w:pPr>
+        <w:pStyle w:val="Prrafodelista"/>
+        <w:numPr>
+          <w:ilvl w:val="0"/>
+          <w:numId w:val="1"/>
+        </w:numPr>
+        <w:rPr>
+          <w:b/>
+          <w:bCs/>
+        </w:rPr>
+      </w:pPr>
+      <w:r>
+        <w:rPr>
+          <w:b/>
+          <w:bCs/>
+        </w:rPr>
+        <w:t>Restricciones del proyecto:</w:t>
+      </w:r>
+    </w:p>
+    <w:p>
+      <w:pPr>
+        <w:pStyle w:val="Prrafodelista"/>
+        <w:numPr>
+          <w:ilvl w:val="0"/>
+          <w:numId w:val="5"/>
+        </w:numPr>
+      </w:pPr>
+      <w:r>
+        <w:t>El presupuesto máximo disponible es de 70.000 Bs.</w:t>
+      </w:r>
+    </w:p>
+    <w:p>
+      <w:pPr>
+        <w:pStyle w:val="Prrafodelista"/>
+        <w:numPr>
+          <w:ilvl w:val="0"/>
+          <w:numId w:val="5"/>
+        </w:numPr>
+      </w:pPr>
+      <w:r>
+        <w:t>El plazo máximo de entrega es de 6 meses.</w:t>
+      </w:r>
+    </w:p>
+    <w:p>
+      <w:pPr>
+        <w:pStyle w:val="Prrafodelista"/>
+        <w:numPr>
+          <w:ilvl w:val="0"/>
+          <w:numId w:val="5"/>
+        </w:numPr>
+      </w:pPr>
+      <w:r>
+        <w:t>El sistema debe estar orientado a uso web.</w:t>
+      </w:r>
+    </w:p>
+    <w:p>
+      <w:pPr>
+        <w:pStyle w:val="Prrafodelista"/>
+        <w:numPr>
+          <w:ilvl w:val="0"/>
+          <w:numId w:val="5"/>
+        </w:numPr>
+      </w:pPr>
+      <w:r>
+        <w:t>El MVP debe cubrir los módulos administrativos prioritarios.</w:t>
+      </w:r>
+    </w:p>
+    <w:p>
+      <w:pPr>
+        <w:pStyle w:val="Prrafodelista"/>
+        <w:numPr>
+          <w:ilvl w:val="0"/>
+          <w:numId w:val="5"/>
+        </w:numPr>
+      </w:pPr>
+      <w:r>
+        <w:t>Todo cambio de alcance deberá ser evaluado mediante una solicitud formal de cambio.</w:t>
+      </w:r>
+    </w:p>
+    <w:p>
+      <w:pPr>
+        <w:pStyle w:val="Prrafodelista"/>
+        <w:numPr>
+          <w:ilvl w:val="0"/>
+          <w:numId w:val="1"/>
+        </w:numPr>
+      </w:pPr>
+      <w:r>
+        <w:rPr>
+          <w:b/>
+          <w:bCs/>
+        </w:rPr>
+        <w:t>Riesgos iniciales identificados</w:t>
+      </w:r>
+    </w:p>
+    <w:p>
+      <w:pPr>
+        <w:pStyle w:val="Prrafodelista"/>
+        <w:rPr>
+          <w:b/>
+          <w:bCs/>
+        </w:rPr>
+      </w:pPr>
+    </w:p>
+    <w:tbl>
+      <w:tblPr>
+        <w:tblStyle w:val="Tablaconcuadrcula"/>
+        <w:tblW w:w="0" w:type="auto"/>
+        <w:tblInd w:w="720" w:type="dxa"/>
+        <w:tblLook w:val="04A0" w:firstRow="1" w:lastRow="0" w:firstColumn="1" w:lastColumn="0" w:noHBand="0" w:noVBand="1"/>
+      </w:tblPr>
+      <w:tblGrid>
+        <w:gridCol w:w="4945"/>
+        <w:gridCol w:w="1418"/>
+        <w:gridCol w:w="1411"/>
+      </w:tblGrid>
+      <w:tr>
+        <w:trPr>
+          <w:trHeight w:val="168"/>
+        </w:trPr>
+        <w:tc>
+          <w:tcPr>
+            <w:tcW w:w="4945" w:type="dxa"/>
+          </w:tcPr>
+          <w:p>
+            <w:pPr>
+              <w:pStyle w:val="Prrafodelista"/>
+              <w:ind w:left="0"/>
+              <w:jc w:val="center"/>
+              <w:rPr>
+                <w:b/>
+                <w:bCs/>
+              </w:rPr>
+            </w:pPr>
+            <w:r>
+              <w:rPr>
+                <w:b/>
+                <w:bCs/>
+              </w:rPr>
+              <w:t>Riesgo</w:t>
+            </w:r>
+          </w:p>
+        </w:tc>
+        <w:tc>
+          <w:tcPr>
+            <w:tcW w:w="1418" w:type="dxa"/>
+          </w:tcPr>
+          <w:p>
+            <w:pPr>
+              <w:pStyle w:val="Prrafodelista"/>
+              <w:ind w:left="0"/>
+              <w:jc w:val="center"/>
+              <w:rPr>
+                <w:b/>
+                <w:bCs/>
+              </w:rPr>
+            </w:pPr>
+            <w:r>
+              <w:rPr>
+                <w:b/>
+                <w:bCs/>
+              </w:rPr>
+              <w:t>Probabilidad</w:t>
+            </w:r>
+          </w:p>
+        </w:tc>
+        <w:tc>
+          <w:tcPr>
+            <w:tcW w:w="1411" w:type="dxa"/>
+          </w:tcPr>
+          <w:p>
+            <w:pPr>
+              <w:pStyle w:val="Prrafodelista"/>
+              <w:ind w:left="0"/>
+              <w:jc w:val="center"/>
+              <w:rPr>
+                <w:b/>
+                <w:bCs/>
+              </w:rPr>
+            </w:pPr>
+            <w:r>
+              <w:rPr>
+                <w:b/>
+                <w:bCs/>
+              </w:rPr>
+              <w:t>Impacto</w:t>
+            </w:r>
+          </w:p>
+        </w:tc>
+      </w:tr>
+      <w:tr>
+        <w:tc>
+          <w:tcPr>
+            <w:tcW w:w="4945" w:type="dxa"/>
+          </w:tcPr>
+          <w:p>
+            <w:pPr>
+              <w:pStyle w:val="Prrafodelista"/>
+              <w:ind w:left="0"/>
+            </w:pPr>
+            <w:r>
+              <w:t>Cambio en la normativa municipal sobre licencias sanitarias</w:t>
+            </w:r>
+          </w:p>
+        </w:tc>
+        <w:tc>
+          <w:tcPr>
+            <w:tcW w:w="1418" w:type="dxa"/>
+          </w:tcPr>
+          <w:p>
+            <w:pPr>
+              <w:pStyle w:val="Prrafodelista"/>
+              <w:ind w:left="0"/>
+            </w:pPr>
+            <w:r>
+              <w:t>Media</w:t>
+            </w:r>
+          </w:p>
+        </w:tc>
+        <w:tc>
+          <w:tcPr>
+            <w:tcW w:w="1411" w:type="dxa"/>
+          </w:tcPr>
+          <w:p>
+            <w:pPr>
+              <w:pStyle w:val="Prrafodelista"/>
+              <w:ind w:left="0"/>
+            </w:pPr>
+            <w:r>
+              <w:t>Alta</w:t>
+            </w:r>
+          </w:p>
+        </w:tc>
+      </w:tr>
+      <w:tr>
+        <w:tc>
+          <w:tcPr>
+            <w:tcW w:w="4945" w:type="dxa"/>
+          </w:tcPr>
+          <w:p>
+            <w:pPr>
+              <w:pStyle w:val="Prrafodelista"/>
+              <w:ind w:left="0"/>
+            </w:pPr>
+            <w:r>
+              <w:t>Renuncia de desarrolladores clave</w:t>
+            </w:r>
+          </w:p>
+        </w:tc>
+        <w:tc>
+          <w:tcPr>
+            <w:tcW w:w="1418" w:type="dxa"/>
+          </w:tcPr>
+          <w:p>
+            <w:pPr>
+              <w:pStyle w:val="Prrafodelista"/>
+              <w:ind w:left="0"/>
+            </w:pPr>
+            <w:r>
+              <w:t>Media</w:t>
+            </w:r>
+          </w:p>
+        </w:tc>
+        <w:tc>
+          <w:tcPr>
+            <w:tcW w:w="1411" w:type="dxa"/>
+          </w:tcPr>
+          <w:p>
+            <w:pPr>
+              <w:pStyle w:val="Prrafodelista"/>
+              <w:ind w:left="0"/>
+            </w:pPr>
+            <w:r>
+              <w:t>Alta</w:t>
+            </w:r>
+          </w:p>
+        </w:tc>
+      </w:tr>
+      <w:tr>
+        <w:tc>
+          <w:tcPr>
+            <w:tcW w:w="4945" w:type="dxa"/>
+          </w:tcPr>
+          <w:p>
+            <w:pPr>
+              <w:pStyle w:val="Prrafodelista"/>
+              <w:ind w:left="0"/>
+            </w:pPr>
+            <w:r>
+              <w:t>Retraso en la entrega de información por parte del cliente</w:t>
+            </w:r>
+          </w:p>
+        </w:tc>
+        <w:tc>
+          <w:tcPr>
+            <w:tcW w:w="1418" w:type="dxa"/>
+          </w:tcPr>
+          <w:p>
+            <w:pPr>
+              <w:pStyle w:val="Prrafodelista"/>
+              <w:ind w:left="0"/>
+            </w:pPr>
+            <w:r>
+              <w:t>Media</w:t>
+            </w:r>
+          </w:p>
+        </w:tc>
+        <w:tc>
+          <w:tcPr>
+            <w:tcW w:w="1411" w:type="dxa"/>
+          </w:tcPr>
+          <w:p>
+            <w:pPr>
+              <w:pStyle w:val="Prrafodelista"/>
+              <w:ind w:left="0"/>
+            </w:pPr>
+            <w:r>
+              <w:t>Media</w:t>
+            </w:r>
+          </w:p>
+        </w:tc>
+      </w:tr>
+      <w:tr>
+        <w:tc>
+          <w:tcPr>
+            <w:tcW w:w="4945" w:type="dxa"/>
+          </w:tcPr>
+          <w:p>
+            <w:pPr>
+              <w:pStyle w:val="Prrafodelista"/>
+              <w:ind w:left="0"/>
+            </w:pPr>
+            <w:r>
+              <w:t>Cambios de alcance durante el desarrollo</w:t>
+            </w:r>
+          </w:p>
+        </w:tc>
+        <w:tc>
+          <w:tcPr>
+            <w:tcW w:w="1418" w:type="dxa"/>
+          </w:tcPr>
+          <w:p>
+            <w:pPr>
+              <w:pStyle w:val="Prrafodelista"/>
+              <w:ind w:left="0"/>
+            </w:pPr>
+            <w:r>
+              <w:t>Alta</w:t>
+            </w:r>
+          </w:p>
+        </w:tc>
+        <w:tc>
+          <w:tcPr>
+            <w:tcW w:w="1411" w:type="dxa"/>
+          </w:tcPr>
+          <w:p>
+            <w:pPr>
+              <w:pStyle w:val="Prrafodelista"/>
+              <w:ind w:left="0"/>
+            </w:pPr>
+            <w:r>
+              <w:t>Alta</w:t>
+            </w:r>
+          </w:p>
+        </w:tc>
+      </w:tr>
+      <w:tr>
+        <w:tc>
+          <w:tcPr>
+            <w:tcW w:w="4945" w:type="dxa"/>
+          </w:tcPr>
+          <w:p>
+            <w:pPr>
+              <w:pStyle w:val="Prrafodelista"/>
+              <w:ind w:left="0"/>
+            </w:pPr>
+            <w:r>
+              <w:t>Fallas técnicas durante la implementación</w:t>
+            </w:r>
+          </w:p>
+        </w:tc>
+        <w:tc>
+          <w:tcPr>
+            <w:tcW w:w="1418" w:type="dxa"/>
+          </w:tcPr>
+          <w:p>
+            <w:pPr>
+              <w:pStyle w:val="Prrafodelista"/>
+              <w:ind w:left="0"/>
+            </w:pPr>
+            <w:r>
+              <w:t>Baja</w:t>
+            </w:r>
+          </w:p>
+        </w:tc>
+        <w:tc>
+          <w:tcPr>
+            <w:tcW w:w="1411" w:type="dxa"/>
+          </w:tcPr>
+          <w:p>
+            <w:pPr>
+              <w:pStyle w:val="Prrafodelista"/>
+              <w:ind w:left="0"/>
+            </w:pPr>
+            <w:r>
+              <w:t>Alta</w:t>
+            </w:r>
+          </w:p>
+        </w:tc>
+      </w:tr>
+    </w:tbl>
+    <w:p>
+      <w:pPr>
+        <w:pStyle w:val="Prrafodelista"/>
+        <w:ind w:left="0"/>
+      </w:pPr>
+    </w:p>
+    <w:p>
+      <w:pPr>
+        <w:pStyle w:val="Prrafodelista"/>
+        <w:ind w:left="0"/>
+      </w:pPr>
+    </w:p>
+    <w:p>
+      <w:pPr>
+        <w:pStyle w:val="Prrafodelista"/>
+        <w:ind w:left="0"/>
+      </w:pPr>
+    </w:p>
+    <w:p>
+      <w:pPr>
+        <w:pStyle w:val="Prrafodelista"/>
+        <w:ind w:left="0"/>
+      </w:pPr>
+    </w:p>
+    <w:p>
+      <w:pPr>
+        <w:pStyle w:val="Prrafodelista"/>
+        <w:ind w:left="0"/>
+      </w:pPr>
+    </w:p>
+    <w:p>
+      <w:pPr>
+        <w:pStyle w:val="Prrafodelista"/>
+        <w:ind w:left="0"/>
+      </w:pPr>
+    </w:p>
+    <w:p>
+      <w:pPr>
+        <w:pStyle w:val="Prrafodelista"/>
+        <w:numPr>
+          <w:ilvl w:val="0"/>
+          <w:numId w:val="1"/>
+        </w:numPr>
+      </w:pPr>
+      <w:r>
+        <w:rPr>
+          <w:b/>
+          <w:bCs/>
+        </w:rPr>
+        <w:lastRenderedPageBreak/>
+        <w:t>Criterios de éxito.</w:t>
+      </w:r>
+    </w:p>
+    <w:p>
+      <w:pPr>
+        <w:pStyle w:val="Prrafodelista"/>
+      </w:pPr>
+      <w:r>
+        <w:t>El proyecto será considerado exitoso si:</w:t>
+      </w:r>
+    </w:p>
+    <w:p>
+      <w:pPr>
+        <w:pStyle w:val="Prrafodelista"/>
+        <w:numPr>
+          <w:ilvl w:val="0"/>
+          <w:numId w:val="6"/>
+        </w:numPr>
+      </w:pPr>
+      <w:r>
+        <w:t>El MVP es entregado dentro del plazo de 6 meses.</w:t>
+      </w:r>
+    </w:p>
+    <w:p>
+      <w:pPr>
+        <w:pStyle w:val="Prrafodelista"/>
+        <w:numPr>
+          <w:ilvl w:val="0"/>
+          <w:numId w:val="6"/>
+        </w:numPr>
+      </w:pPr>
+      <w:r>
+        <w:t>El sistema permite registrar mercados, puestos y comerciantes.</w:t>
+      </w:r>
+    </w:p>
+    <w:p>
+      <w:pPr>
+        <w:pStyle w:val="Prrafodelista"/>
+        <w:numPr>
+          <w:ilvl w:val="0"/>
+          <w:numId w:val="6"/>
+        </w:numPr>
+      </w:pPr>
+      <w:r>
+        <w:t>El sistema permite gestionar cobros y licencias sanitarias.</w:t>
+      </w:r>
+    </w:p>
+    <w:p>
+      <w:pPr>
+        <w:pStyle w:val="Prrafodelista"/>
+        <w:numPr>
+          <w:ilvl w:val="0"/>
+          <w:numId w:val="6"/>
+        </w:numPr>
+      </w:pPr>
+      <w:r>
+        <w:t>La Dirección de Ingresos puede generar informes mensuales.</w:t>
+      </w:r>
+    </w:p>
+    <w:p>
+      <w:pPr>
+        <w:pStyle w:val="Prrafodelista"/>
+        <w:numPr>
+          <w:ilvl w:val="0"/>
+          <w:numId w:val="6"/>
+        </w:numPr>
+      </w:pPr>
+      <w:r>
+        <w:t>El producto es validado y aceptado por la Alcaldía de Sucre.</w:t>
+      </w:r>
+    </w:p>
+    <w:p>
+      <w:pPr>
+        <w:pStyle w:val="Prrafodelista"/>
+        <w:numPr>
+          <w:ilvl w:val="0"/>
+          <w:numId w:val="6"/>
+        </w:numPr>
+      </w:pPr>
+      <w:r>
+        <w:t>La documentación del proyecto es entregada completa.</w:t>
+      </w:r>
+    </w:p>
+    <w:p>
+      <w:r>
+        <w:br/>
       </w:r>
     </w:p>
     <w:sectPr>
@@ -163,6 +1487,683 @@
     </w:sectPr>
   </w:body>
 </w:document>
+</file>
+
+<file path=word/numbering.xml><?xml version="1.0" encoding="utf-8"?>
+<w:numbering xmlns:wpc="http://schemas.microsoft.com/office/word/2010/wordprocessingCanvas" xmlns:cx="http://schemas.microsoft.com/office/drawing/2014/chartex" xmlns:cx1="http://schemas.microsoft.com/office/drawing/2015/9/8/chartex" xmlns:cx2="http://schemas.microsoft.com/office/drawing/2015/10/21/chartex" xmlns:cx3="http://schemas.microsoft.com/office/drawing/2016/5/9/chartex" xmlns:cx4="http://schemas.microsoft.com/office/drawing/2016/5/10/chartex" xmlns:cx5="http://schemas.microsoft.com/office/drawing/2016/5/11/chartex" xmlns:cx6="http://schemas.microsoft.com/office/drawing/2016/5/12/chartex" xmlns:cx7="http://schemas.microsoft.com/office/drawing/2016/5/13/chartex" xmlns:cx8="http://schemas.microsoft.com/office/drawing/2016/5/14/chartex" xmlns:mc="http://schemas.openxmlformats.org/markup-compatibility/2006" xmlns:aink="http://schemas.microsoft.com/office/drawing/2016/ink" xmlns:am3d="http://schemas.microsoft.com/office/drawing/2017/model3d" xmlns:o="urn:schemas-microsoft-com:office:office" xmlns:r="http://schemas.openxmlformats.org/officeDocument/2006/relationships" xmlns:m="http://schemas.openxmlformats.org/officeDocument/2006/math" xmlns:v="urn:schemas-microsoft-com:vml" xmlns:wp14="http://schemas.microsoft.com/office/word/2010/wordprocessingDrawing" xmlns:wp="http://schemas.openxmlformats.org/drawingml/2006/wordprocessingDrawing" xmlns:w10="urn:schemas-microsoft-com:office:word" xmlns:w="http://schemas.openxmlformats.org/wordprocessingml/2006/main" xmlns:w14="http://schemas.microsoft.com/office/word/2010/wordml" xmlns:w15="http://schemas.microsoft.com/office/word/2012/wordml" xmlns:w16cex="http://schemas.microsoft.com/office/word/2018/wordml/cex" xmlns:w16cid="http://schemas.microsoft.com/office/word/2016/wordml/cid" xmlns:w16="http://schemas.microsoft.com/office/word/2018/wordml" xmlns:w16sdtdh="http://schemas.microsoft.com/office/word/2020/wordml/sdtdatahash" xmlns:w16se="http://schemas.microsoft.com/office/word/2015/wordml/symex" xmlns:wpg="http://schemas.microsoft.com/office/word/2010/wordprocessingGroup" xmlns:wpi="http://schemas.microsoft.com/office/word/2010/wordprocessingInk" xmlns:wne="http://schemas.microsoft.com/office/word/2006/wordml" xmlns:wps="http://schemas.microsoft.com/office/word/2010/wordprocessingShape" mc:Ignorable="w14 w15 w16se w16cid w16 w16cex w16sdtdh wp14">
+  <w:abstractNum w:abstractNumId="0" w15:restartNumberingAfterBreak="0">
+    <w:nsid w:val="05677369"/>
+    <w:multiLevelType w:val="hybridMultilevel"/>
+    <w:tmpl w:val="CCF0BB46"/>
+    <w:lvl w:ilvl="0" w:tplc="400A0001">
+      <w:start w:val="1"/>
+      <w:numFmt w:val="bullet"/>
+      <w:lvlText w:val=""/>
+      <w:lvlJc w:val="left"/>
+      <w:pPr>
+        <w:ind w:left="1440" w:hanging="360"/>
+      </w:pPr>
+      <w:rPr>
+        <w:rFonts w:ascii="Symbol" w:hAnsi="Symbol" w:hint="default"/>
+      </w:rPr>
+    </w:lvl>
+    <w:lvl w:ilvl="1" w:tplc="400A0003" w:tentative="1">
+      <w:start w:val="1"/>
+      <w:numFmt w:val="bullet"/>
+      <w:lvlText w:val="o"/>
+      <w:lvlJc w:val="left"/>
+      <w:pPr>
+        <w:ind w:left="2160" w:hanging="360"/>
+      </w:pPr>
+      <w:rPr>
+        <w:rFonts w:ascii="Courier New" w:hAnsi="Courier New" w:cs="Courier New" w:hint="default"/>
+      </w:rPr>
+    </w:lvl>
+    <w:lvl w:ilvl="2" w:tplc="400A0005" w:tentative="1">
+      <w:start w:val="1"/>
+      <w:numFmt w:val="bullet"/>
+      <w:lvlText w:val=""/>
+      <w:lvlJc w:val="left"/>
+      <w:pPr>
+        <w:ind w:left="2880" w:hanging="360"/>
+      </w:pPr>
+      <w:rPr>
+        <w:rFonts w:ascii="Wingdings" w:hAnsi="Wingdings" w:hint="default"/>
+      </w:rPr>
+    </w:lvl>
+    <w:lvl w:ilvl="3" w:tplc="400A0001" w:tentative="1">
+      <w:start w:val="1"/>
+      <w:numFmt w:val="bullet"/>
+      <w:lvlText w:val=""/>
+      <w:lvlJc w:val="left"/>
+      <w:pPr>
+        <w:ind w:left="3600" w:hanging="360"/>
+      </w:pPr>
+      <w:rPr>
+        <w:rFonts w:ascii="Symbol" w:hAnsi="Symbol" w:hint="default"/>
+      </w:rPr>
+    </w:lvl>
+    <w:lvl w:ilvl="4" w:tplc="400A0003" w:tentative="1">
+      <w:start w:val="1"/>
+      <w:numFmt w:val="bullet"/>
+      <w:lvlText w:val="o"/>
+      <w:lvlJc w:val="left"/>
+      <w:pPr>
+        <w:ind w:left="4320" w:hanging="360"/>
+      </w:pPr>
+      <w:rPr>
+        <w:rFonts w:ascii="Courier New" w:hAnsi="Courier New" w:cs="Courier New" w:hint="default"/>
+      </w:rPr>
+    </w:lvl>
+    <w:lvl w:ilvl="5" w:tplc="400A0005" w:tentative="1">
+      <w:start w:val="1"/>
+      <w:numFmt w:val="bullet"/>
+      <w:lvlText w:val=""/>
+      <w:lvlJc w:val="left"/>
+      <w:pPr>
+        <w:ind w:left="5040" w:hanging="360"/>
+      </w:pPr>
+      <w:rPr>
+        <w:rFonts w:ascii="Wingdings" w:hAnsi="Wingdings" w:hint="default"/>
+      </w:rPr>
+    </w:lvl>
+    <w:lvl w:ilvl="6" w:tplc="400A0001" w:tentative="1">
+      <w:start w:val="1"/>
+      <w:numFmt w:val="bullet"/>
+      <w:lvlText w:val=""/>
+      <w:lvlJc w:val="left"/>
+      <w:pPr>
+        <w:ind w:left="5760" w:hanging="360"/>
+      </w:pPr>
+      <w:rPr>
+        <w:rFonts w:ascii="Symbol" w:hAnsi="Symbol" w:hint="default"/>
+      </w:rPr>
+    </w:lvl>
+    <w:lvl w:ilvl="7" w:tplc="400A0003" w:tentative="1">
+      <w:start w:val="1"/>
+      <w:numFmt w:val="bullet"/>
+      <w:lvlText w:val="o"/>
+      <w:lvlJc w:val="left"/>
+      <w:pPr>
+        <w:ind w:left="6480" w:hanging="360"/>
+      </w:pPr>
+      <w:rPr>
+        <w:rFonts w:ascii="Courier New" w:hAnsi="Courier New" w:cs="Courier New" w:hint="default"/>
+      </w:rPr>
+    </w:lvl>
+    <w:lvl w:ilvl="8" w:tplc="400A0005" w:tentative="1">
+      <w:start w:val="1"/>
+      <w:numFmt w:val="bullet"/>
+      <w:lvlText w:val=""/>
+      <w:lvlJc w:val="left"/>
+      <w:pPr>
+        <w:ind w:left="7200" w:hanging="360"/>
+      </w:pPr>
+      <w:rPr>
+        <w:rFonts w:ascii="Wingdings" w:hAnsi="Wingdings" w:hint="default"/>
+      </w:rPr>
+    </w:lvl>
+  </w:abstractNum>
+  <w:abstractNum w:abstractNumId="1" w15:restartNumberingAfterBreak="0">
+    <w:nsid w:val="155C1965"/>
+    <w:multiLevelType w:val="hybridMultilevel"/>
+    <w:tmpl w:val="DE9A59AA"/>
+    <w:lvl w:ilvl="0" w:tplc="400A0001">
+      <w:start w:val="1"/>
+      <w:numFmt w:val="bullet"/>
+      <w:lvlText w:val=""/>
+      <w:lvlJc w:val="left"/>
+      <w:pPr>
+        <w:ind w:left="1440" w:hanging="360"/>
+      </w:pPr>
+      <w:rPr>
+        <w:rFonts w:ascii="Symbol" w:hAnsi="Symbol" w:hint="default"/>
+      </w:rPr>
+    </w:lvl>
+    <w:lvl w:ilvl="1" w:tplc="400A0003" w:tentative="1">
+      <w:start w:val="1"/>
+      <w:numFmt w:val="bullet"/>
+      <w:lvlText w:val="o"/>
+      <w:lvlJc w:val="left"/>
+      <w:pPr>
+        <w:ind w:left="2160" w:hanging="360"/>
+      </w:pPr>
+      <w:rPr>
+        <w:rFonts w:ascii="Courier New" w:hAnsi="Courier New" w:cs="Courier New" w:hint="default"/>
+      </w:rPr>
+    </w:lvl>
+    <w:lvl w:ilvl="2" w:tplc="400A0005" w:tentative="1">
+      <w:start w:val="1"/>
+      <w:numFmt w:val="bullet"/>
+      <w:lvlText w:val=""/>
+      <w:lvlJc w:val="left"/>
+      <w:pPr>
+        <w:ind w:left="2880" w:hanging="360"/>
+      </w:pPr>
+      <w:rPr>
+        <w:rFonts w:ascii="Wingdings" w:hAnsi="Wingdings" w:hint="default"/>
+      </w:rPr>
+    </w:lvl>
+    <w:lvl w:ilvl="3" w:tplc="400A0001" w:tentative="1">
+      <w:start w:val="1"/>
+      <w:numFmt w:val="bullet"/>
+      <w:lvlText w:val=""/>
+      <w:lvlJc w:val="left"/>
+      <w:pPr>
+        <w:ind w:left="3600" w:hanging="360"/>
+      </w:pPr>
+      <w:rPr>
+        <w:rFonts w:ascii="Symbol" w:hAnsi="Symbol" w:hint="default"/>
+      </w:rPr>
+    </w:lvl>
+    <w:lvl w:ilvl="4" w:tplc="400A0003" w:tentative="1">
+      <w:start w:val="1"/>
+      <w:numFmt w:val="bullet"/>
+      <w:lvlText w:val="o"/>
+      <w:lvlJc w:val="left"/>
+      <w:pPr>
+        <w:ind w:left="4320" w:hanging="360"/>
+      </w:pPr>
+      <w:rPr>
+        <w:rFonts w:ascii="Courier New" w:hAnsi="Courier New" w:cs="Courier New" w:hint="default"/>
+      </w:rPr>
+    </w:lvl>
+    <w:lvl w:ilvl="5" w:tplc="400A0005" w:tentative="1">
+      <w:start w:val="1"/>
+      <w:numFmt w:val="bullet"/>
+      <w:lvlText w:val=""/>
+      <w:lvlJc w:val="left"/>
+      <w:pPr>
+        <w:ind w:left="5040" w:hanging="360"/>
+      </w:pPr>
+      <w:rPr>
+        <w:rFonts w:ascii="Wingdings" w:hAnsi="Wingdings" w:hint="default"/>
+      </w:rPr>
+    </w:lvl>
+    <w:lvl w:ilvl="6" w:tplc="400A0001" w:tentative="1">
+      <w:start w:val="1"/>
+      <w:numFmt w:val="bullet"/>
+      <w:lvlText w:val=""/>
+      <w:lvlJc w:val="left"/>
+      <w:pPr>
+        <w:ind w:left="5760" w:hanging="360"/>
+      </w:pPr>
+      <w:rPr>
+        <w:rFonts w:ascii="Symbol" w:hAnsi="Symbol" w:hint="default"/>
+      </w:rPr>
+    </w:lvl>
+    <w:lvl w:ilvl="7" w:tplc="400A0003" w:tentative="1">
+      <w:start w:val="1"/>
+      <w:numFmt w:val="bullet"/>
+      <w:lvlText w:val="o"/>
+      <w:lvlJc w:val="left"/>
+      <w:pPr>
+        <w:ind w:left="6480" w:hanging="360"/>
+      </w:pPr>
+      <w:rPr>
+        <w:rFonts w:ascii="Courier New" w:hAnsi="Courier New" w:cs="Courier New" w:hint="default"/>
+      </w:rPr>
+    </w:lvl>
+    <w:lvl w:ilvl="8" w:tplc="400A0005" w:tentative="1">
+      <w:start w:val="1"/>
+      <w:numFmt w:val="bullet"/>
+      <w:lvlText w:val=""/>
+      <w:lvlJc w:val="left"/>
+      <w:pPr>
+        <w:ind w:left="7200" w:hanging="360"/>
+      </w:pPr>
+      <w:rPr>
+        <w:rFonts w:ascii="Wingdings" w:hAnsi="Wingdings" w:hint="default"/>
+      </w:rPr>
+    </w:lvl>
+  </w:abstractNum>
+  <w:abstractNum w:abstractNumId="2" w15:restartNumberingAfterBreak="0">
+    <w:nsid w:val="2F242C5A"/>
+    <w:multiLevelType w:val="hybridMultilevel"/>
+    <w:tmpl w:val="65CE2C4C"/>
+    <w:lvl w:ilvl="0" w:tplc="400A0001">
+      <w:start w:val="1"/>
+      <w:numFmt w:val="bullet"/>
+      <w:lvlText w:val=""/>
+      <w:lvlJc w:val="left"/>
+      <w:pPr>
+        <w:ind w:left="1440" w:hanging="360"/>
+      </w:pPr>
+      <w:rPr>
+        <w:rFonts w:ascii="Symbol" w:hAnsi="Symbol" w:hint="default"/>
+      </w:rPr>
+    </w:lvl>
+    <w:lvl w:ilvl="1" w:tplc="400A0003" w:tentative="1">
+      <w:start w:val="1"/>
+      <w:numFmt w:val="bullet"/>
+      <w:lvlText w:val="o"/>
+      <w:lvlJc w:val="left"/>
+      <w:pPr>
+        <w:ind w:left="2160" w:hanging="360"/>
+      </w:pPr>
+      <w:rPr>
+        <w:rFonts w:ascii="Courier New" w:hAnsi="Courier New" w:cs="Courier New" w:hint="default"/>
+      </w:rPr>
+    </w:lvl>
+    <w:lvl w:ilvl="2" w:tplc="400A0005" w:tentative="1">
+      <w:start w:val="1"/>
+      <w:numFmt w:val="bullet"/>
+      <w:lvlText w:val=""/>
+      <w:lvlJc w:val="left"/>
+      <w:pPr>
+        <w:ind w:left="2880" w:hanging="360"/>
+      </w:pPr>
+      <w:rPr>
+        <w:rFonts w:ascii="Wingdings" w:hAnsi="Wingdings" w:hint="default"/>
+      </w:rPr>
+    </w:lvl>
+    <w:lvl w:ilvl="3" w:tplc="400A0001" w:tentative="1">
+      <w:start w:val="1"/>
+      <w:numFmt w:val="bullet"/>
+      <w:lvlText w:val=""/>
+      <w:lvlJc w:val="left"/>
+      <w:pPr>
+        <w:ind w:left="3600" w:hanging="360"/>
+      </w:pPr>
+      <w:rPr>
+        <w:rFonts w:ascii="Symbol" w:hAnsi="Symbol" w:hint="default"/>
+      </w:rPr>
+    </w:lvl>
+    <w:lvl w:ilvl="4" w:tplc="400A0003" w:tentative="1">
+      <w:start w:val="1"/>
+      <w:numFmt w:val="bullet"/>
+      <w:lvlText w:val="o"/>
+      <w:lvlJc w:val="left"/>
+      <w:pPr>
+        <w:ind w:left="4320" w:hanging="360"/>
+      </w:pPr>
+      <w:rPr>
+        <w:rFonts w:ascii="Courier New" w:hAnsi="Courier New" w:cs="Courier New" w:hint="default"/>
+      </w:rPr>
+    </w:lvl>
+    <w:lvl w:ilvl="5" w:tplc="400A0005" w:tentative="1">
+      <w:start w:val="1"/>
+      <w:numFmt w:val="bullet"/>
+      <w:lvlText w:val=""/>
+      <w:lvlJc w:val="left"/>
+      <w:pPr>
+        <w:ind w:left="5040" w:hanging="360"/>
+      </w:pPr>
+      <w:rPr>
+        <w:rFonts w:ascii="Wingdings" w:hAnsi="Wingdings" w:hint="default"/>
+      </w:rPr>
+    </w:lvl>
+    <w:lvl w:ilvl="6" w:tplc="400A0001" w:tentative="1">
+      <w:start w:val="1"/>
+      <w:numFmt w:val="bullet"/>
+      <w:lvlText w:val=""/>
+      <w:lvlJc w:val="left"/>
+      <w:pPr>
+        <w:ind w:left="5760" w:hanging="360"/>
+      </w:pPr>
+      <w:rPr>
+        <w:rFonts w:ascii="Symbol" w:hAnsi="Symbol" w:hint="default"/>
+      </w:rPr>
+    </w:lvl>
+    <w:lvl w:ilvl="7" w:tplc="400A0003" w:tentative="1">
+      <w:start w:val="1"/>
+      <w:numFmt w:val="bullet"/>
+      <w:lvlText w:val="o"/>
+      <w:lvlJc w:val="left"/>
+      <w:pPr>
+        <w:ind w:left="6480" w:hanging="360"/>
+      </w:pPr>
+      <w:rPr>
+        <w:rFonts w:ascii="Courier New" w:hAnsi="Courier New" w:cs="Courier New" w:hint="default"/>
+      </w:rPr>
+    </w:lvl>
+    <w:lvl w:ilvl="8" w:tplc="400A0005" w:tentative="1">
+      <w:start w:val="1"/>
+      <w:numFmt w:val="bullet"/>
+      <w:lvlText w:val=""/>
+      <w:lvlJc w:val="left"/>
+      <w:pPr>
+        <w:ind w:left="7200" w:hanging="360"/>
+      </w:pPr>
+      <w:rPr>
+        <w:rFonts w:ascii="Wingdings" w:hAnsi="Wingdings" w:hint="default"/>
+      </w:rPr>
+    </w:lvl>
+  </w:abstractNum>
+  <w:abstractNum w:abstractNumId="3" w15:restartNumberingAfterBreak="0">
+    <w:nsid w:val="3FB12215"/>
+    <w:multiLevelType w:val="hybridMultilevel"/>
+    <w:tmpl w:val="567C5B06"/>
+    <w:lvl w:ilvl="0" w:tplc="400A0001">
+      <w:start w:val="1"/>
+      <w:numFmt w:val="bullet"/>
+      <w:lvlText w:val=""/>
+      <w:lvlJc w:val="left"/>
+      <w:pPr>
+        <w:ind w:left="1440" w:hanging="360"/>
+      </w:pPr>
+      <w:rPr>
+        <w:rFonts w:ascii="Symbol" w:hAnsi="Symbol" w:hint="default"/>
+      </w:rPr>
+    </w:lvl>
+    <w:lvl w:ilvl="1" w:tplc="400A0003" w:tentative="1">
+      <w:start w:val="1"/>
+      <w:numFmt w:val="bullet"/>
+      <w:lvlText w:val="o"/>
+      <w:lvlJc w:val="left"/>
+      <w:pPr>
+        <w:ind w:left="2160" w:hanging="360"/>
+      </w:pPr>
+      <w:rPr>
+        <w:rFonts w:ascii="Courier New" w:hAnsi="Courier New" w:cs="Courier New" w:hint="default"/>
+      </w:rPr>
+    </w:lvl>
+    <w:lvl w:ilvl="2" w:tplc="400A0005" w:tentative="1">
+      <w:start w:val="1"/>
+      <w:numFmt w:val="bullet"/>
+      <w:lvlText w:val=""/>
+      <w:lvlJc w:val="left"/>
+      <w:pPr>
+        <w:ind w:left="2880" w:hanging="360"/>
+      </w:pPr>
+      <w:rPr>
+        <w:rFonts w:ascii="Wingdings" w:hAnsi="Wingdings" w:hint="default"/>
+      </w:rPr>
+    </w:lvl>
+    <w:lvl w:ilvl="3" w:tplc="400A0001" w:tentative="1">
+      <w:start w:val="1"/>
+      <w:numFmt w:val="bullet"/>
+      <w:lvlText w:val=""/>
+      <w:lvlJc w:val="left"/>
+      <w:pPr>
+        <w:ind w:left="3600" w:hanging="360"/>
+      </w:pPr>
+      <w:rPr>
+        <w:rFonts w:ascii="Symbol" w:hAnsi="Symbol" w:hint="default"/>
+      </w:rPr>
+    </w:lvl>
+    <w:lvl w:ilvl="4" w:tplc="400A0003" w:tentative="1">
+      <w:start w:val="1"/>
+      <w:numFmt w:val="bullet"/>
+      <w:lvlText w:val="o"/>
+      <w:lvlJc w:val="left"/>
+      <w:pPr>
+        <w:ind w:left="4320" w:hanging="360"/>
+      </w:pPr>
+      <w:rPr>
+        <w:rFonts w:ascii="Courier New" w:hAnsi="Courier New" w:cs="Courier New" w:hint="default"/>
+      </w:rPr>
+    </w:lvl>
+    <w:lvl w:ilvl="5" w:tplc="400A0005" w:tentative="1">
+      <w:start w:val="1"/>
+      <w:numFmt w:val="bullet"/>
+      <w:lvlText w:val=""/>
+      <w:lvlJc w:val="left"/>
+      <w:pPr>
+        <w:ind w:left="5040" w:hanging="360"/>
+      </w:pPr>
+      <w:rPr>
+        <w:rFonts w:ascii="Wingdings" w:hAnsi="Wingdings" w:hint="default"/>
+      </w:rPr>
+    </w:lvl>
+    <w:lvl w:ilvl="6" w:tplc="400A0001" w:tentative="1">
+      <w:start w:val="1"/>
+      <w:numFmt w:val="bullet"/>
+      <w:lvlText w:val=""/>
+      <w:lvlJc w:val="left"/>
+      <w:pPr>
+        <w:ind w:left="5760" w:hanging="360"/>
+      </w:pPr>
+      <w:rPr>
+        <w:rFonts w:ascii="Symbol" w:hAnsi="Symbol" w:hint="default"/>
+      </w:rPr>
+    </w:lvl>
+    <w:lvl w:ilvl="7" w:tplc="400A0003" w:tentative="1">
+      <w:start w:val="1"/>
+      <w:numFmt w:val="bullet"/>
+      <w:lvlText w:val="o"/>
+      <w:lvlJc w:val="left"/>
+      <w:pPr>
+        <w:ind w:left="6480" w:hanging="360"/>
+      </w:pPr>
+      <w:rPr>
+        <w:rFonts w:ascii="Courier New" w:hAnsi="Courier New" w:cs="Courier New" w:hint="default"/>
+      </w:rPr>
+    </w:lvl>
+    <w:lvl w:ilvl="8" w:tplc="400A0005" w:tentative="1">
+      <w:start w:val="1"/>
+      <w:numFmt w:val="bullet"/>
+      <w:lvlText w:val=""/>
+      <w:lvlJc w:val="left"/>
+      <w:pPr>
+        <w:ind w:left="7200" w:hanging="360"/>
+      </w:pPr>
+      <w:rPr>
+        <w:rFonts w:ascii="Wingdings" w:hAnsi="Wingdings" w:hint="default"/>
+      </w:rPr>
+    </w:lvl>
+  </w:abstractNum>
+  <w:abstractNum w:abstractNumId="4" w15:restartNumberingAfterBreak="0">
+    <w:nsid w:val="45010C41"/>
+    <w:multiLevelType w:val="hybridMultilevel"/>
+    <w:tmpl w:val="73E22324"/>
+    <w:lvl w:ilvl="0" w:tplc="400A0001">
+      <w:start w:val="1"/>
+      <w:numFmt w:val="bullet"/>
+      <w:lvlText w:val=""/>
+      <w:lvlJc w:val="left"/>
+      <w:pPr>
+        <w:ind w:left="1440" w:hanging="360"/>
+      </w:pPr>
+      <w:rPr>
+        <w:rFonts w:ascii="Symbol" w:hAnsi="Symbol" w:hint="default"/>
+      </w:rPr>
+    </w:lvl>
+    <w:lvl w:ilvl="1" w:tplc="400A0003" w:tentative="1">
+      <w:start w:val="1"/>
+      <w:numFmt w:val="bullet"/>
+      <w:lvlText w:val="o"/>
+      <w:lvlJc w:val="left"/>
+      <w:pPr>
+        <w:ind w:left="2160" w:hanging="360"/>
+      </w:pPr>
+      <w:rPr>
+        <w:rFonts w:ascii="Courier New" w:hAnsi="Courier New" w:cs="Courier New" w:hint="default"/>
+      </w:rPr>
+    </w:lvl>
+    <w:lvl w:ilvl="2" w:tplc="400A0005" w:tentative="1">
+      <w:start w:val="1"/>
+      <w:numFmt w:val="bullet"/>
+      <w:lvlText w:val=""/>
+      <w:lvlJc w:val="left"/>
+      <w:pPr>
+        <w:ind w:left="2880" w:hanging="360"/>
+      </w:pPr>
+      <w:rPr>
+        <w:rFonts w:ascii="Wingdings" w:hAnsi="Wingdings" w:hint="default"/>
+      </w:rPr>
+    </w:lvl>
+    <w:lvl w:ilvl="3" w:tplc="400A0001" w:tentative="1">
+      <w:start w:val="1"/>
+      <w:numFmt w:val="bullet"/>
+      <w:lvlText w:val=""/>
+      <w:lvlJc w:val="left"/>
+      <w:pPr>
+        <w:ind w:left="3600" w:hanging="360"/>
+      </w:pPr>
+      <w:rPr>
+        <w:rFonts w:ascii="Symbol" w:hAnsi="Symbol" w:hint="default"/>
+      </w:rPr>
+    </w:lvl>
+    <w:lvl w:ilvl="4" w:tplc="400A0003" w:tentative="1">
+      <w:start w:val="1"/>
+      <w:numFmt w:val="bullet"/>
+      <w:lvlText w:val="o"/>
+      <w:lvlJc w:val="left"/>
+      <w:pPr>
+        <w:ind w:left="4320" w:hanging="360"/>
+      </w:pPr>
+      <w:rPr>
+        <w:rFonts w:ascii="Courier New" w:hAnsi="Courier New" w:cs="Courier New" w:hint="default"/>
+      </w:rPr>
+    </w:lvl>
+    <w:lvl w:ilvl="5" w:tplc="400A0005" w:tentative="1">
+      <w:start w:val="1"/>
+      <w:numFmt w:val="bullet"/>
+      <w:lvlText w:val=""/>
+      <w:lvlJc w:val="left"/>
+      <w:pPr>
+        <w:ind w:left="5040" w:hanging="360"/>
+      </w:pPr>
+      <w:rPr>
+        <w:rFonts w:ascii="Wingdings" w:hAnsi="Wingdings" w:hint="default"/>
+      </w:rPr>
+    </w:lvl>
+    <w:lvl w:ilvl="6" w:tplc="400A0001" w:tentative="1">
+      <w:start w:val="1"/>
+      <w:numFmt w:val="bullet"/>
+      <w:lvlText w:val=""/>
+      <w:lvlJc w:val="left"/>
+      <w:pPr>
+        <w:ind w:left="5760" w:hanging="360"/>
+      </w:pPr>
+      <w:rPr>
+        <w:rFonts w:ascii="Symbol" w:hAnsi="Symbol" w:hint="default"/>
+      </w:rPr>
+    </w:lvl>
+    <w:lvl w:ilvl="7" w:tplc="400A0003" w:tentative="1">
+      <w:start w:val="1"/>
+      <w:numFmt w:val="bullet"/>
+      <w:lvlText w:val="o"/>
+      <w:lvlJc w:val="left"/>
+      <w:pPr>
+        <w:ind w:left="6480" w:hanging="360"/>
+      </w:pPr>
+      <w:rPr>
+        <w:rFonts w:ascii="Courier New" w:hAnsi="Courier New" w:cs="Courier New" w:hint="default"/>
+      </w:rPr>
+    </w:lvl>
+    <w:lvl w:ilvl="8" w:tplc="400A0005" w:tentative="1">
+      <w:start w:val="1"/>
+      <w:numFmt w:val="bullet"/>
+      <w:lvlText w:val=""/>
+      <w:lvlJc w:val="left"/>
+      <w:pPr>
+        <w:ind w:left="7200" w:hanging="360"/>
+      </w:pPr>
+      <w:rPr>
+        <w:rFonts w:ascii="Wingdings" w:hAnsi="Wingdings" w:hint="default"/>
+      </w:rPr>
+    </w:lvl>
+  </w:abstractNum>
+  <w:abstractNum w:abstractNumId="5" w15:restartNumberingAfterBreak="0">
+    <w:nsid w:val="65997BD9"/>
+    <w:multiLevelType w:val="hybridMultilevel"/>
+    <w:tmpl w:val="9B7A24F6"/>
+    <w:lvl w:ilvl="0" w:tplc="400A000F">
+      <w:start w:val="1"/>
+      <w:numFmt w:val="decimal"/>
+      <w:lvlText w:val="%1."/>
+      <w:lvlJc w:val="left"/>
+      <w:pPr>
+        <w:ind w:left="720" w:hanging="360"/>
+      </w:pPr>
+      <w:rPr>
+        <w:rFonts w:hint="default"/>
+      </w:rPr>
+    </w:lvl>
+    <w:lvl w:ilvl="1" w:tplc="400A0019" w:tentative="1">
+      <w:start w:val="1"/>
+      <w:numFmt w:val="lowerLetter"/>
+      <w:lvlText w:val="%2."/>
+      <w:lvlJc w:val="left"/>
+      <w:pPr>
+        <w:ind w:left="1440" w:hanging="360"/>
+      </w:pPr>
+    </w:lvl>
+    <w:lvl w:ilvl="2" w:tplc="400A001B" w:tentative="1">
+      <w:start w:val="1"/>
+      <w:numFmt w:val="lowerRoman"/>
+      <w:lvlText w:val="%3."/>
+      <w:lvlJc w:val="right"/>
+      <w:pPr>
+        <w:ind w:left="2160" w:hanging="180"/>
+      </w:pPr>
+    </w:lvl>
+    <w:lvl w:ilvl="3" w:tplc="400A000F" w:tentative="1">
+      <w:start w:val="1"/>
+      <w:numFmt w:val="decimal"/>
+      <w:lvlText w:val="%4."/>
+      <w:lvlJc w:val="left"/>
+      <w:pPr>
+        <w:ind w:left="2880" w:hanging="360"/>
+      </w:pPr>
+    </w:lvl>
+    <w:lvl w:ilvl="4" w:tplc="400A0019" w:tentative="1">
+      <w:start w:val="1"/>
+      <w:numFmt w:val="lowerLetter"/>
+      <w:lvlText w:val="%5."/>
+      <w:lvlJc w:val="left"/>
+      <w:pPr>
+        <w:ind w:left="3600" w:hanging="360"/>
+      </w:pPr>
+    </w:lvl>
+    <w:lvl w:ilvl="5" w:tplc="400A001B" w:tentative="1">
+      <w:start w:val="1"/>
+      <w:numFmt w:val="lowerRoman"/>
+      <w:lvlText w:val="%6."/>
+      <w:lvlJc w:val="right"/>
+      <w:pPr>
+        <w:ind w:left="4320" w:hanging="180"/>
+      </w:pPr>
+    </w:lvl>
+    <w:lvl w:ilvl="6" w:tplc="400A000F" w:tentative="1">
+      <w:start w:val="1"/>
+      <w:numFmt w:val="decimal"/>
+      <w:lvlText w:val="%7."/>
+      <w:lvlJc w:val="left"/>
+      <w:pPr>
+        <w:ind w:left="5040" w:hanging="360"/>
+      </w:pPr>
+    </w:lvl>
+    <w:lvl w:ilvl="7" w:tplc="400A0019" w:tentative="1">
+      <w:start w:val="1"/>
+      <w:numFmt w:val="lowerLetter"/>
+      <w:lvlText w:val="%8."/>
+      <w:lvlJc w:val="left"/>
+      <w:pPr>
+        <w:ind w:left="5760" w:hanging="360"/>
+      </w:pPr>
+    </w:lvl>
+    <w:lvl w:ilvl="8" w:tplc="400A001B" w:tentative="1">
+      <w:start w:val="1"/>
+      <w:numFmt w:val="lowerRoman"/>
+      <w:lvlText w:val="%9."/>
+      <w:lvlJc w:val="right"/>
+      <w:pPr>
+        <w:ind w:left="6480" w:hanging="180"/>
+      </w:pPr>
+    </w:lvl>
+  </w:abstractNum>
+  <w:num w:numId="1">
+    <w:abstractNumId w:val="5"/>
+  </w:num>
+  <w:num w:numId="2">
+    <w:abstractNumId w:val="0"/>
+  </w:num>
+  <w:num w:numId="3">
+    <w:abstractNumId w:val="3"/>
+  </w:num>
+  <w:num w:numId="4">
+    <w:abstractNumId w:val="1"/>
+  </w:num>
+  <w:num w:numId="5">
+    <w:abstractNumId w:val="2"/>
+  </w:num>
+  <w:num w:numId="6">
+    <w:abstractNumId w:val="4"/>
+  </w:num>
+</w:numbering>
 </file>
 
 <file path=word/styles.xml><?xml version="1.0" encoding="utf-8"?>
@@ -591,6 +2592,36 @@
     <w:semiHidden/>
     <w:unhideWhenUsed/>
   </w:style>
+  <w:style w:type="paragraph" w:styleId="Prrafodelista">
+    <w:name w:val="List Paragraph"/>
+    <w:basedOn w:val="Normal"/>
+    <w:uiPriority w:val="34"/>
+    <w:qFormat/>
+    <w:rsid w:val="005A263A"/>
+    <w:pPr>
+      <w:ind w:left="720"/>
+      <w:contextualSpacing/>
+    </w:pPr>
+  </w:style>
+  <w:style w:type="table" w:styleId="Tablaconcuadrcula">
+    <w:name w:val="Table Grid"/>
+    <w:basedOn w:val="Tablanormal"/>
+    <w:uiPriority w:val="39"/>
+    <w:rsid w:val="00574A3A"/>
+    <w:pPr>
+      <w:spacing w:after="0" w:line="240" w:lineRule="auto"/>
+    </w:pPr>
+    <w:tblPr>
+      <w:tblBorders>
+        <w:top w:val="single" w:sz="4" w:space="0" w:color="auto"/>
+        <w:left w:val="single" w:sz="4" w:space="0" w:color="auto"/>
+        <w:bottom w:val="single" w:sz="4" w:space="0" w:color="auto"/>
+        <w:right w:val="single" w:sz="4" w:space="0" w:color="auto"/>
+        <w:insideH w:val="single" w:sz="4" w:space="0" w:color="auto"/>
+        <w:insideV w:val="single" w:sz="4" w:space="0" w:color="auto"/>
+      </w:tblBorders>
+    </w:tblPr>
+  </w:style>
 </w:styles>
 </file>
 
